--- a/testakten/insolvenzplan-starug-planwerkstatt-metallbau-hansa/darstellender_teil_insolvenzplan.docx
+++ b/testakten/insolvenzplan-starug-planwerkstatt-metallbau-hansa/darstellender_teil_insolvenzplan.docx
@@ -4,56 +4,63 @@
   <w:body>
     <w:p>
       <w:pPr>
+        <w:spacing w:after="160" w:line="259" w:lineRule="auto"/>
         <w:jc w:val="center"/>
       </w:pPr>
       <w:r>
         <w:rPr>
-          <w:rFonts w:ascii="Calibri" w:hAnsi="Calibri"/>
+          <w:rFonts w:ascii="Times New Roman" w:hAnsi="Times New Roman"/>
           <w:b/>
           <w:color w:val="003C5A"/>
-          <w:sz w:val="32"/>
+          <w:sz w:val="28"/>
         </w:rPr>
         <w:t>INSOLVENZPLAN METALLBAU HANSA GMBH</w:t>
       </w:r>
     </w:p>
     <w:p>
       <w:pPr>
+        <w:spacing w:before="120" w:after="60" w:line="259" w:lineRule="auto"/>
         <w:jc w:val="center"/>
       </w:pPr>
       <w:r>
         <w:rPr>
-          <w:rFonts w:ascii="Calibri" w:hAnsi="Calibri"/>
+          <w:rFonts w:ascii="Times New Roman" w:hAnsi="Times New Roman"/>
           <w:b/>
           <w:color w:val="003C5A"/>
-          <w:sz w:val="28"/>
+          <w:sz w:val="22"/>
         </w:rPr>
         <w:t>DARSTELLENDER TEIL (§ 220 InsO)</w:t>
       </w:r>
     </w:p>
     <w:p>
       <w:pPr>
+        <w:spacing w:before="120" w:after="60" w:line="259" w:lineRule="auto"/>
         <w:jc w:val="center"/>
       </w:pPr>
       <w:r>
         <w:rPr>
-          <w:rFonts w:ascii="Calibri" w:hAnsi="Calibri"/>
-          <w:b w:val="0"/>
+          <w:rFonts w:ascii="Times New Roman" w:hAnsi="Times New Roman"/>
+          <w:b/>
           <w:color w:val="787878"/>
-          <w:sz w:val="20"/>
+          <w:sz w:val="22"/>
         </w:rPr>
         <w:t>Arbeitsfassung – Stand 5. Juni 2026 – Aktenzeichen MH-2026-001</w:t>
       </w:r>
     </w:p>
-    <w:p/>
     <w:p>
       <w:pPr>
-        <w:spacing w:before="240" w:after="80"/>
+        <w:spacing w:line="259" w:lineRule="auto" w:after="60"/>
+      </w:pPr>
+    </w:p>
+    <w:p>
+      <w:pPr>
+        <w:spacing w:before="120" w:after="60" w:line="259" w:lineRule="auto"/>
       </w:pPr>
       <w:r>
         <w:rPr>
-          <w:rFonts w:ascii="Calibri" w:hAnsi="Calibri"/>
+          <w:rFonts w:ascii="Times New Roman" w:hAnsi="Times New Roman"/>
           <w:b/>
-          <w:sz w:val="24"/>
+          <w:sz w:val="22"/>
         </w:rPr>
         <w:t>RUBRUM</w:t>
       </w:r>
@@ -357,23 +364,27 @@
         </w:tc>
       </w:tr>
     </w:tbl>
-    <w:p/>
     <w:p>
       <w:pPr>
-        <w:spacing w:before="240" w:after="80"/>
+        <w:spacing w:line="259" w:lineRule="auto" w:after="60"/>
+      </w:pPr>
+    </w:p>
+    <w:p>
+      <w:pPr>
+        <w:spacing w:before="120" w:after="60" w:line="259" w:lineRule="auto"/>
       </w:pPr>
       <w:r>
         <w:rPr>
-          <w:rFonts w:ascii="Calibri" w:hAnsi="Calibri"/>
+          <w:rFonts w:ascii="Times New Roman" w:hAnsi="Times New Roman"/>
           <w:b/>
-          <w:sz w:val="28"/>
+          <w:sz w:val="22"/>
         </w:rPr>
         <w:t>§ 1  Schuldnerin und Geschäftsbetrieb</w:t>
       </w:r>
     </w:p>
     <w:p>
       <w:pPr>
-        <w:spacing w:after="80"/>
+        <w:spacing w:after="80" w:line="259" w:lineRule="auto"/>
       </w:pPr>
       <w:r>
         <w:rPr>
@@ -386,7 +397,7 @@
     </w:p>
     <w:p>
       <w:pPr>
-        <w:spacing w:after="80"/>
+        <w:spacing w:after="80" w:line="259" w:lineRule="auto"/>
       </w:pPr>
       <w:r>
         <w:rPr>
@@ -399,7 +410,7 @@
     </w:p>
     <w:p>
       <w:pPr>
-        <w:spacing w:before="240" w:after="80"/>
+        <w:spacing w:before="240" w:after="80" w:line="259" w:lineRule="auto"/>
       </w:pPr>
       <w:r>
         <w:rPr>
@@ -412,7 +423,7 @@
     </w:p>
     <w:p>
       <w:pPr>
-        <w:spacing w:after="80"/>
+        <w:spacing w:after="80" w:line="259" w:lineRule="auto"/>
       </w:pPr>
       <w:r>
         <w:rPr>
@@ -425,7 +436,7 @@
     </w:p>
     <w:p>
       <w:pPr>
-        <w:spacing w:after="80"/>
+        <w:spacing w:after="80" w:line="259" w:lineRule="auto"/>
       </w:pPr>
       <w:r>
         <w:rPr>
@@ -438,7 +449,7 @@
     </w:p>
     <w:p>
       <w:pPr>
-        <w:spacing w:before="240" w:after="80"/>
+        <w:spacing w:before="240" w:after="80" w:line="259" w:lineRule="auto"/>
       </w:pPr>
       <w:r>
         <w:rPr>
@@ -451,7 +462,7 @@
     </w:p>
     <w:p>
       <w:pPr>
-        <w:spacing w:after="80"/>
+        <w:spacing w:after="80" w:line="259" w:lineRule="auto"/>
       </w:pPr>
       <w:r>
         <w:rPr>
@@ -978,10 +989,14 @@
         </w:tc>
       </w:tr>
     </w:tbl>
-    <w:p/>
     <w:p>
       <w:pPr>
-        <w:spacing w:before="240" w:after="80"/>
+        <w:spacing w:line="259" w:lineRule="auto" w:after="60"/>
+      </w:pPr>
+    </w:p>
+    <w:p>
+      <w:pPr>
+        <w:spacing w:before="240" w:after="80" w:line="259" w:lineRule="auto"/>
       </w:pPr>
       <w:r>
         <w:rPr>
@@ -994,7 +1009,7 @@
     </w:p>
     <w:p>
       <w:pPr>
-        <w:spacing w:after="80"/>
+        <w:spacing w:after="80" w:line="259" w:lineRule="auto"/>
       </w:pPr>
       <w:r>
         <w:rPr>
@@ -1007,7 +1022,7 @@
     </w:p>
     <w:p>
       <w:pPr>
-        <w:spacing w:before="240" w:after="80"/>
+        <w:spacing w:before="240" w:after="80" w:line="259" w:lineRule="auto"/>
       </w:pPr>
       <w:r>
         <w:rPr>
@@ -1020,7 +1035,7 @@
     </w:p>
     <w:p>
       <w:pPr>
-        <w:spacing w:after="80"/>
+        <w:spacing w:after="80" w:line="259" w:lineRule="auto"/>
       </w:pPr>
       <w:r>
         <w:rPr>
@@ -1033,7 +1048,7 @@
     </w:p>
     <w:p>
       <w:pPr>
-        <w:spacing w:before="240" w:after="80"/>
+        <w:spacing w:before="240" w:after="80" w:line="259" w:lineRule="auto"/>
       </w:pPr>
       <w:r>
         <w:rPr>
@@ -1046,7 +1061,7 @@
     </w:p>
     <w:p>
       <w:pPr>
-        <w:spacing w:after="80"/>
+        <w:spacing w:after="80" w:line="259" w:lineRule="auto"/>
       </w:pPr>
       <w:r>
         <w:rPr>
@@ -1059,7 +1074,7 @@
     </w:p>
     <w:p>
       <w:pPr>
-        <w:spacing w:before="240" w:after="80"/>
+        <w:spacing w:before="240" w:after="80" w:line="259" w:lineRule="auto"/>
       </w:pPr>
       <w:r>
         <w:rPr>
@@ -1073,6 +1088,7 @@
     <w:p>
       <w:pPr>
         <w:pStyle w:val="ListBullet"/>
+        <w:spacing w:line="259" w:lineRule="auto" w:after="60"/>
       </w:pPr>
       <w:r>
         <w:rPr>
@@ -1086,6 +1102,7 @@
     <w:p>
       <w:pPr>
         <w:pStyle w:val="ListBullet"/>
+        <w:spacing w:line="259" w:lineRule="auto" w:after="60"/>
       </w:pPr>
       <w:r>
         <w:rPr>
@@ -1099,6 +1116,7 @@
     <w:p>
       <w:pPr>
         <w:pStyle w:val="ListBullet"/>
+        <w:spacing w:line="259" w:lineRule="auto" w:after="60"/>
       </w:pPr>
       <w:r>
         <w:rPr>
@@ -1112,6 +1130,7 @@
     <w:p>
       <w:pPr>
         <w:pStyle w:val="ListBullet"/>
+        <w:spacing w:line="259" w:lineRule="auto" w:after="60"/>
       </w:pPr>
       <w:r>
         <w:rPr>
@@ -1125,6 +1144,7 @@
     <w:p>
       <w:pPr>
         <w:pStyle w:val="ListBullet"/>
+        <w:spacing w:line="259" w:lineRule="auto" w:after="60"/>
       </w:pPr>
       <w:r>
         <w:rPr>
@@ -1138,6 +1158,7 @@
     <w:p>
       <w:pPr>
         <w:pStyle w:val="ListBullet"/>
+        <w:spacing w:line="259" w:lineRule="auto" w:after="60"/>
       </w:pPr>
       <w:r>
         <w:rPr>
@@ -1151,6 +1172,7 @@
     <w:p>
       <w:pPr>
         <w:pStyle w:val="ListBullet"/>
+        <w:spacing w:line="259" w:lineRule="auto" w:after="60"/>
       </w:pPr>
       <w:r>
         <w:rPr>
@@ -1162,13 +1184,58 @@
       </w:r>
     </w:p>
     <w:sectPr>
+      <w:headerReference w:type="default" r:id="rId9"/>
+      <w:footerReference w:type="default" r:id="rId10"/>
       <w:pgSz w:w="12240" w:h="15840"/>
-      <w:pgMar w:top="1417" w:right="1417" w:bottom="1417" w:left="1701" w:header="720" w:footer="720" w:gutter="0"/>
+      <w:pgMar w:top="1191" w:right="1247" w:bottom="1134" w:left="1361" w:header="720" w:footer="720" w:gutter="0"/>
       <w:cols w:space="720"/>
       <w:docGrid w:linePitch="360"/>
     </w:sectPr>
   </w:body>
 </w:document>
+</file>
+
+<file path=word/footer1.xml><?xml version="1.0" encoding="utf-8"?>
+<w:ftr xmlns:m="http://schemas.openxmlformats.org/officeDocument/2006/math" xmlns:mc="http://schemas.openxmlformats.org/markup-compatibility/2006" xmlns:mo="http://schemas.microsoft.com/office/mac/office/2008/main" xmlns:mv="urn:schemas-microsoft-com:mac:vml" xmlns:o="urn:schemas-microsoft-com:office:office" xmlns:r="http://schemas.openxmlformats.org/officeDocument/2006/relationships" xmlns:v="urn:schemas-microsoft-com:vml" xmlns:w10="urn:schemas-microsoft-com:office:word" xmlns:w14="http://schemas.microsoft.com/office/word/2010/wordml" xmlns:w="http://schemas.openxmlformats.org/wordprocessingml/2006/main" xmlns:wne="http://schemas.microsoft.com/office/word/2006/wordml" xmlns:wp14="http://schemas.microsoft.com/office/word/2010/wordprocessingDrawing" xmlns:wp="http://schemas.openxmlformats.org/drawingml/2006/wordprocessingDrawing" xmlns:wpc="http://schemas.microsoft.com/office/word/2010/wordprocessingCanvas" xmlns:wpg="http://schemas.microsoft.com/office/word/2010/wordprocessingGroup" xmlns:wpi="http://schemas.microsoft.com/office/word/2010/wordprocessingInk" xmlns:wps="http://schemas.microsoft.com/office/word/2010/wordprocessingShape" mc:Ignorable="w14 wp14">
+  <w:p>
+    <w:pPr>
+      <w:pStyle w:val="Footer"/>
+      <w:jc w:val="left"/>
+    </w:pPr>
+    <w:r/>
+    <w:r>
+      <w:rPr>
+        <w:rFonts w:ascii="Times New Roman" w:hAnsi="Times New Roman"/>
+        <w:b w:val="0"/>
+        <w:color w:val="777777"/>
+        <w:sz w:val="17"/>
+      </w:rPr>
+      <w:t>Vertraulich | Bearbeitungsstand Juli 2026 | nur zur Aktenbearbeitung</w:t>
+    </w:r>
+  </w:p>
+</w:ftr>
+</file>
+
+<file path=word/header1.xml><?xml version="1.0" encoding="utf-8"?>
+<w:hdr xmlns:m="http://schemas.openxmlformats.org/officeDocument/2006/math" xmlns:mc="http://schemas.openxmlformats.org/markup-compatibility/2006" xmlns:mo="http://schemas.microsoft.com/office/mac/office/2008/main" xmlns:mv="urn:schemas-microsoft-com:mac:vml" xmlns:o="urn:schemas-microsoft-com:office:office" xmlns:r="http://schemas.openxmlformats.org/officeDocument/2006/relationships" xmlns:v="urn:schemas-microsoft-com:vml" xmlns:w10="urn:schemas-microsoft-com:office:word" xmlns:w14="http://schemas.microsoft.com/office/word/2010/wordml" xmlns:w="http://schemas.openxmlformats.org/wordprocessingml/2006/main" xmlns:wne="http://schemas.microsoft.com/office/word/2006/wordml" xmlns:wp14="http://schemas.microsoft.com/office/word/2010/wordprocessingDrawing" xmlns:wp="http://schemas.openxmlformats.org/drawingml/2006/wordprocessingDrawing" xmlns:wpc="http://schemas.microsoft.com/office/word/2010/wordprocessingCanvas" xmlns:wpg="http://schemas.microsoft.com/office/word/2010/wordprocessingGroup" xmlns:wpi="http://schemas.microsoft.com/office/word/2010/wordprocessingInk" xmlns:wps="http://schemas.microsoft.com/office/word/2010/wordprocessingShape" mc:Ignorable="w14 wp14">
+  <w:p>
+    <w:pPr>
+      <w:pStyle w:val="Header"/>
+      <w:jc w:val="left"/>
+    </w:pPr>
+    <w:r/>
+    <w:r>
+      <w:rPr>
+        <w:rFonts w:ascii="Times New Roman" w:hAnsi="Times New Roman"/>
+        <w:b w:val="0"/>
+        <w:i w:val="0"/>
+        <w:color w:val="666666"/>
+        <w:sz w:val="17"/>
+      </w:rPr>
+      <w:t>Lindenhof und Partner mbB | Insolvenz- und Restrukturierungsakte | Bearbeitungsstand Juli 2026</w:t>
+    </w:r>
+  </w:p>
+</w:hdr>
 </file>
 
 <file path=word/numbering.xml><?xml version="1.0" encoding="utf-8"?>
@@ -1534,6 +1601,10 @@
     <w:name w:val="Normal"/>
     <w:qFormat/>
     <w:rsid w:val="00FC693F"/>
+    <w:rPr>
+      <w:rFonts w:ascii="Times New Roman" w:hAnsi="Times New Roman"/>
+      <w:sz w:val="22"/>
+    </w:rPr>
   </w:style>
   <w:style w:type="paragraph" w:styleId="Header">
     <w:name w:val="header"/>
@@ -1594,7 +1665,7 @@
       <w:outlineLvl w:val="0"/>
     </w:pPr>
     <w:rPr>
-      <w:rFonts w:asciiTheme="majorHAnsi" w:eastAsiaTheme="majorEastAsia" w:hAnsiTheme="majorHAnsi" w:cstheme="majorBidi"/>
+      <w:rFonts w:asciiTheme="majorHAnsi" w:eastAsiaTheme="majorEastAsia" w:hAnsiTheme="majorHAnsi" w:cstheme="majorBidi" w:ascii="Times New Roman" w:hAnsi="Times New Roman"/>
       <w:b/>
       <w:bCs/>
       <w:color w:val="365F91" w:themeColor="accent1" w:themeShade="BF"/>
@@ -1618,11 +1689,11 @@
       <w:outlineLvl w:val="1"/>
     </w:pPr>
     <w:rPr>
-      <w:rFonts w:asciiTheme="majorHAnsi" w:eastAsiaTheme="majorEastAsia" w:hAnsiTheme="majorHAnsi" w:cstheme="majorBidi"/>
+      <w:rFonts w:asciiTheme="majorHAnsi" w:eastAsiaTheme="majorEastAsia" w:hAnsiTheme="majorHAnsi" w:cstheme="majorBidi" w:ascii="Times New Roman" w:hAnsi="Times New Roman"/>
       <w:b/>
       <w:bCs/>
       <w:color w:val="4F81BD" w:themeColor="accent1"/>
-      <w:sz w:val="26"/>
+      <w:sz w:val="24"/>
       <w:szCs w:val="26"/>
     </w:rPr>
   </w:style>
@@ -1883,11 +1954,12 @@
       <w:contextualSpacing/>
     </w:pPr>
     <w:rPr>
-      <w:rFonts w:asciiTheme="majorHAnsi" w:eastAsiaTheme="majorEastAsia" w:hAnsiTheme="majorHAnsi" w:cstheme="majorBidi"/>
+      <w:rFonts w:asciiTheme="majorHAnsi" w:eastAsiaTheme="majorEastAsia" w:hAnsiTheme="majorHAnsi" w:cstheme="majorBidi" w:ascii="Times New Roman" w:hAnsi="Times New Roman"/>
+      <w:b/>
       <w:color w:val="17365D" w:themeColor="text2" w:themeShade="BF"/>
       <w:spacing w:val="5"/>
       <w:kern w:val="28"/>
-      <w:sz w:val="52"/>
+      <w:sz w:val="30"/>
       <w:szCs w:val="52"/>
     </w:rPr>
   </w:style>
